--- a/eng/docx/28.content.docx
+++ b/eng/docx/28.content.docx
@@ -19,7 +19,7 @@
         <w:rPr>
           <w:lang w:val="en_US" w:bidi="en_US"/>
         </w:rPr>
-        <w:t>Resource: Study Notes - Book Intros (Tyndale)</w:t>
+        <w:t>Resource: Tyndale Open Study Notes</w:t>
       </w:r>
       <w:r>
         <w:rPr>
@@ -112,7 +112,7 @@
         <w:rPr>
           <w:lang w:val="en_US" w:bidi="en_US"/>
         </w:rPr>
-        <w:t>Study Notes - Book Intros (Tyndale)</w:t>
+        <w:t>Tyndale Open Study Notes</w:t>
       </w:r>
     </w:p>
     <w:p>

--- a/eng/docx/28.content.docx
+++ b/eng/docx/28.content.docx
@@ -19,7 +19,7 @@
         <w:rPr>
           <w:lang w:val="en_US" w:bidi="en_US"/>
         </w:rPr>
-        <w:t>Resource: Tyndale Open Study Notes</w:t>
+        <w:t>Resource: Aquifer Open Study Notes (Book Intros)</w:t>
       </w:r>
       <w:r>
         <w:rPr>
@@ -112,7 +112,7 @@
         <w:rPr>
           <w:lang w:val="en_US" w:bidi="en_US"/>
         </w:rPr>
-        <w:t>Tyndale Open Study Notes</w:t>
+        <w:t>Aquifer Open Study Notes (Book Intros)</w:t>
       </w:r>
     </w:p>
     <w:p>

--- a/eng/docx/28.content.docx
+++ b/eng/docx/28.content.docx
@@ -258,36 +258,24 @@
         </w:rPr>
         <w:t>Few times in ancient Israel had as much chaos as the middle of the 700s BC. Hosea began his ministry in the northern kingdom near the end of Jeroboam II's long and stable rule (793–753 BC). Jeroboam was an evil king (</w:t>
       </w:r>
-      <w:hyperlink r:id="rId13">
-        <w:r>
-          <w:rPr>
-            <w:lang w:val="en_US" w:bidi="en_US"/>
-          </w:rPr>
-          <w:rPr>
-            <w:color w:val="0000EE"/>
-            <w:u w:val="single"/>
-          </w:rPr>
-          <w:t>2 Kings 14:23–24</w:t>
-        </w:r>
-      </w:hyperlink>
+      <w:r>
+        <w:rPr>
+          <w:lang w:val="en_US" w:bidi="en_US"/>
+        </w:rPr>
+        <w:t>2 Kings 14:23–24</w:t>
+      </w:r>
       <w:r>
         <w:rPr>
           <w:lang w:val="en_US" w:bidi="en_US"/>
         </w:rPr>
         <w:t>). He was a strong and capable leader. He expanded Israel's boundaries to distances not known since the days of kings David and Solomon (</w:t>
       </w:r>
-      <w:hyperlink r:id="rId14">
-        <w:r>
-          <w:rPr>
-            <w:lang w:val="en_US" w:bidi="en_US"/>
-          </w:rPr>
-          <w:rPr>
-            <w:color w:val="0000EE"/>
-            <w:u w:val="single"/>
-          </w:rPr>
-          <w:t>2 Kings 14:25–28</w:t>
-        </w:r>
-      </w:hyperlink>
+      <w:r>
+        <w:rPr>
+          <w:lang w:val="en_US" w:bidi="en_US"/>
+        </w:rPr>
+        <w:t>2 Kings 14:25–28</w:t>
+      </w:r>
       <w:r>
         <w:rPr>
           <w:lang w:val="en_US" w:bidi="en_US"/>
@@ -355,18 +343,12 @@
           <w:lang w:val="en_US" w:bidi="en_US"/>
         </w:rPr>
       </w:r>
-      <w:hyperlink r:id="rId15">
-        <w:r>
-          <w:rPr>
-            <w:lang w:val="en_US" w:bidi="en_US"/>
-          </w:rPr>
-          <w:rPr>
-            <w:color w:val="0000EE"/>
-            <w:u w:val="single"/>
-          </w:rPr>
-          <w:t>Chapters 1–3</w:t>
-        </w:r>
-      </w:hyperlink>
+      <w:r>
+        <w:rPr>
+          <w:lang w:val="en_US" w:bidi="en_US"/>
+        </w:rPr>
+        <w:t>Chapters 1–3</w:t>
+      </w:r>
       <w:r>
         <w:rPr>
           <w:lang w:val="en_US" w:bidi="en_US"/>
@@ -381,18 +363,12 @@
           <w:lang w:val="en_US" w:bidi="en_US"/>
         </w:rPr>
       </w:r>
-      <w:hyperlink r:id="rId16">
-        <w:r>
-          <w:rPr>
-            <w:lang w:val="en_US" w:bidi="en_US"/>
-          </w:rPr>
-          <w:rPr>
-            <w:color w:val="0000EE"/>
-            <w:u w:val="single"/>
-          </w:rPr>
-          <w:t>Chapters 4–14</w:t>
-        </w:r>
-      </w:hyperlink>
+      <w:r>
+        <w:rPr>
+          <w:lang w:val="en_US" w:bidi="en_US"/>
+        </w:rPr>
+        <w:t>Chapters 4–14</w:t>
+      </w:r>
       <w:r>
         <w:rPr>
           <w:lang w:val="en_US" w:bidi="en_US"/>
@@ -438,18 +414,12 @@
         </w:rPr>
         <w:t>We know nothing about the prophet Hosea except what is in this book. We learn his father's name (</w:t>
       </w:r>
-      <w:hyperlink r:id="rId17">
-        <w:r>
-          <w:rPr>
-            <w:lang w:val="en_US" w:bidi="en_US"/>
-          </w:rPr>
-          <w:rPr>
-            <w:color w:val="0000EE"/>
-            <w:u w:val="single"/>
-          </w:rPr>
-          <w:t>1:1</w:t>
-        </w:r>
-      </w:hyperlink>
+      <w:r>
+        <w:rPr>
+          <w:lang w:val="en_US" w:bidi="en_US"/>
+        </w:rPr>
+        <w:t>1:1</w:t>
+      </w:r>
       <w:r>
         <w:rPr>
           <w:lang w:val="en_US" w:bidi="en_US"/>
@@ -470,18 +440,12 @@
         </w:rPr>
         <w:t xml:space="preserve">Hosea delivered prophecies to the northern kingdom of Israel from about 760 BC until just before Assyria captured Israel in 722 BC (see </w:t>
       </w:r>
-      <w:hyperlink r:id="rId17">
-        <w:r>
-          <w:rPr>
-            <w:lang w:val="en_US" w:bidi="en_US"/>
-          </w:rPr>
-          <w:rPr>
-            <w:color w:val="0000EE"/>
-            <w:u w:val="single"/>
-          </w:rPr>
-          <w:t>1:1</w:t>
-        </w:r>
-      </w:hyperlink>
+      <w:r>
+        <w:rPr>
+          <w:lang w:val="en_US" w:bidi="en_US"/>
+        </w:rPr>
+        <w:t>1:1</w:t>
+      </w:r>
       <w:r>
         <w:rPr>
           <w:lang w:val="en_US" w:bidi="en_US"/>
